--- a/career/submission/CV_YoungHan_LEE_Coupang_GlobalInvestigations.docx
+++ b/career/submission/CV_YoungHan_LEE_Coupang_GlobalInvestigations.docx
@@ -315,6 +315,56 @@
           <w:rFonts w:ascii="Times New Roman" w:hAnsi="Times New Roman" w:cs="Times New Roman"/>
           <w:szCs w:val="21"/>
         </w:rPr>
+        <w:t xml:space="preserve">Personally conduct and close internal investigations across the group — intake and triage of reports, deciding whether to open and how wide, interviews, review of company records and data, findings, and disciplinary and remedial recommendations.</w:t>
+      </w:r>
+    </w:p>
+    <w:p>
+      <w:pPr>
+        <w:pStyle w:val="a3"/>
+        <w:numPr>
+          <w:ilvl w:val="0"/>
+          <w:numId w:val="1"/>
+        </w:numPr>
+        <w:tabs>
+          <w:tab w:val="right" w:pos="10800"/>
+        </w:tabs>
+        <w:spacing w:after="0" w:line="240" w:lineRule="auto"/>
+        <w:jc w:val="both"/>
+        <w:rPr>
+          <w:rFonts w:ascii="Times New Roman" w:hAnsi="Times New Roman" w:cs="Times New Roman"/>
+          <w:szCs w:val="21"/>
+        </w:rPr>
+      </w:pPr>
+      <w:r>
+        <w:rPr>
+          <w:rFonts w:ascii="Times New Roman" w:hAnsi="Times New Roman" w:cs="Times New Roman"/>
+          <w:szCs w:val="21"/>
+        </w:rPr>
+        <w:t xml:space="preserve">Investigate workplace harassment complaints under the statutory duty in article 76-3 of the Labor Standards Act — protective measures on intake, investigation opened without delay, findings and disciplinary recommendations, and post-closure monitoring for retaliation.</w:t>
+      </w:r>
+    </w:p>
+    <w:p>
+      <w:pPr>
+        <w:pStyle w:val="a3"/>
+        <w:numPr>
+          <w:ilvl w:val="0"/>
+          <w:numId w:val="1"/>
+        </w:numPr>
+        <w:tabs>
+          <w:tab w:val="right" w:pos="10800"/>
+        </w:tabs>
+        <w:spacing w:after="0" w:line="240" w:lineRule="auto"/>
+        <w:jc w:val="both"/>
+        <w:rPr>
+          <w:rFonts w:ascii="Times New Roman" w:hAnsi="Times New Roman" w:cs="Times New Roman"/>
+          <w:szCs w:val="21"/>
+        </w:rPr>
+      </w:pPr>
+      <w:r>
+        <w:rPr>
+          <w:rFonts w:ascii="Times New Roman" w:hAnsi="Times New Roman" w:cs="Times New Roman"/>
+          <w:szCs w:val="21"/>
+        </w:rPr>
         <w:t>Oversee disputes and enforcement across jurisdictions — international settlements, arbitration and litigation, and Korean regulatory and criminal proceedings — alongside IP advisory, corporate governance and tax planning.</w:t>
       </w:r>
     </w:p>
@@ -2797,6 +2847,58 @@
           <w:szCs w:val="21"/>
         </w:rPr>
         <w:t xml:space="preserve">Investigations, Criminal &amp; Regulatory</w:t>
+      </w:r>
+    </w:p>
+    <w:p>
+      <w:pPr>
+        <w:pStyle w:val="a3"/>
+        <w:numPr>
+          <w:ilvl w:val="0"/>
+          <w:numId w:val="2"/>
+        </w:numPr>
+        <w:tabs>
+          <w:tab w:val="right" w:pos="10800"/>
+        </w:tabs>
+        <w:spacing w:after="0" w:line="240" w:lineRule="auto"/>
+        <w:jc w:val="both"/>
+        <w:rPr>
+          <w:rFonts w:ascii="Times New Roman" w:hAnsi="Times New Roman" w:cs="Times New Roman"/>
+          <w:szCs w:val="21"/>
+        </w:rPr>
+      </w:pPr>
+      <w:r>
+        <w:rPr>
+          <w:rFonts w:ascii="Times New Roman" w:hAnsi="Times New Roman" w:cs="Times New Roman" w:hint="eastAsia"/>
+          <w:szCs w:val="21"/>
+          <w:lang w:eastAsia="ko-KR"/>
+        </w:rPr>
+        <w:t xml:space="preserve">Conducted and closed internal investigations as Chief Legal Officer — misconduct, conflicts of interest and policy violations — owning each matter from intake through findings, disciplinary recommendation and remediation.</w:t>
+      </w:r>
+    </w:p>
+    <w:p>
+      <w:pPr>
+        <w:pStyle w:val="a3"/>
+        <w:numPr>
+          <w:ilvl w:val="0"/>
+          <w:numId w:val="2"/>
+        </w:numPr>
+        <w:tabs>
+          <w:tab w:val="right" w:pos="10800"/>
+        </w:tabs>
+        <w:spacing w:after="0" w:line="240" w:lineRule="auto"/>
+        <w:jc w:val="both"/>
+        <w:rPr>
+          <w:rFonts w:ascii="Times New Roman" w:hAnsi="Times New Roman" w:cs="Times New Roman"/>
+          <w:szCs w:val="21"/>
+        </w:rPr>
+      </w:pPr>
+      <w:r>
+        <w:rPr>
+          <w:rFonts w:ascii="Times New Roman" w:hAnsi="Times New Roman" w:cs="Times New Roman" w:hint="eastAsia"/>
+          <w:szCs w:val="21"/>
+          <w:lang w:eastAsia="ko-KR"/>
+        </w:rPr>
+        <w:t xml:space="preserve">Investigated workplace harassment complaints under Korean statutory requirements, designing interim protective measures, reporting firewalls where the subject sat in the normal chain, and post-closure retaliation monitoring.</w:t>
       </w:r>
     </w:p>
     <w:p>

--- a/career/submission/CV_YoungHan_LEE_Coupang_GlobalInvestigations.docx
+++ b/career/submission/CV_YoungHan_LEE_Coupang_GlobalInvestigations.docx
@@ -150,7 +150,7 @@
         <w:rPr>
           <w:rFonts w:ascii="Times New Roman" w:hAnsi="Times New Roman" w:cs="Times New Roman"/>
         </w:rPr>
-        <w:t xml:space="preserve">Korean and Washington, D.C. attorney with seventeen years of practice spanning criminal investigation and prosecution, evidence discovery in contested proceedings, corporate criminal and regulatory defence, and group-wide legal and governance oversight. Began practice as a Judge Advocate in the Republic of Korea Army, investigating and prosecuting criminal matters and advising commanders of the ROK–US Combined Forces Command, United Nations Command and U.S. Forces Korea. Later led discovery and motions practice in a U.S. International Trade Commission investigation involving trade-secret misappropriation and patent infringement — taking and defending depositions, drafting the motion for default and sanctions, securing sanctions against the opposing party and sustaining the resulting default judgment before the Commission. Represented companies and their executives, including the former Head of Korea of Merrill Lynch, in Korean criminal and regulatory proceedings. Currently Chief Strategy Officer and Chief Legal Officer of d’strict, developer and operator of ARTE MUSEUM, overseeing regulatory and criminal proceedings, board governance and overseas-entity compliance across Korea, the United States, Japan, Taiwan and China, and directing U.S. listing preparation with a Big Four advisor including related-party clean-up, disclosure readiness and internal accounting control. Earlier practice at Dentons (Washington, D.C. and Seoul) and Bae, Kim &amp; Lee also covered cross-border M&amp;A and private equity, international arbitration, and financial, AML/CFT and technology regulation. Admitted in Korea (2009) and Washington, D.C. (2014); passed the U.S. CPA examination (AICPA, Maine, 2012); Certified Securities Investment Advisor, Certified Derivatives Investment Advisor and Certified Collective Investment Manager of the Korea Financial Investment Association. Holds a Master of Laws in Securities Law and Commercial Law from Seoul National University and further LL.M.s from Georgetown and Northwestern. Full professional fluency in Korean and English; business-level Japanese.</w:t>
+        <w:t xml:space="preserve">Korean and Washington, D.C. attorney with seventeen years of practice spanning criminal investigation and prosecution, evidence discovery in contested proceedings, corporate criminal and regulatory defence, and group-wide legal and governance oversight. Began practice as a Judge Advocate in the Republic of Korea Army, investigating and prosecuting military criminal offences and advising commanders of the ROK–US Combined Forces Command, United Nations Command and U.S. Forces Korea. Later led discovery and motions practice in a U.S. International Trade Commission investigation involving trade-secret misappropriation and patent infringement — taking and defending depositions, drafting the motion for default and sanctions, securing sanctions against the opposing party and sustaining the resulting default judgment before the Commission. Represented companies and their executives, including the former Head of Korea of Merrill Lynch, in Korean criminal and regulatory proceedings. Currently Chief Strategy Officer and Chief Legal Officer of d’strict, developer and operator of ARTE MUSEUM, overseeing regulatory and criminal proceedings, board governance and overseas-entity compliance across Korea, the United States, Japan, Taiwan and China, and directing U.S. listing preparation with a Big Four advisor including related-party clean-up, disclosure readiness and internal accounting control. Earlier practice at Dentons (Washington, D.C. and Seoul) and Bae, Kim &amp; Lee also covered cross-border M&amp;A and private equity, international arbitration, and financial, AML/CFT and technology regulation. Admitted in Korea (2009) and Washington, D.C. (2014); passed the U.S. CPA examination (AICPA, Maine, 2012); Certified Securities Investment Advisor, Certified Derivatives Investment Advisor and Certified Collective Investment Manager of the Korea Financial Investment Association. Holds a Master of Laws in Securities Law and Commercial Law from Seoul National University and further LL.M.s from Georgetown and Northwestern. Full professional fluency in Korean and English; business-level Japanese.</w:t>
       </w:r>
     </w:p>
     <w:p>
@@ -1733,7 +1733,7 @@
           <w:rFonts w:ascii="Times New Roman" w:hAnsi="Times New Roman" w:cs="Times New Roman"/>
           <w:szCs w:val="21"/>
         </w:rPr>
-        <w:t>Investigated and prosecuted martial-law violations.</w:t>
+        <w:t>Investigated and prosecuted military criminal offences.</w:t>
       </w:r>
     </w:p>
     <w:p>
@@ -3054,7 +3054,7 @@
           <w:szCs w:val="21"/>
           <w:lang w:eastAsia="ko-KR"/>
         </w:rPr>
-        <w:t xml:space="preserve">As a Judge Advocate in the Republic of Korea Army, investigated and prosecuted criminal matters.</w:t>
+        <w:t xml:space="preserve">As a Judge Advocate in the Republic of Korea Army, investigated and prosecuted military criminal offences.</w:t>
       </w:r>
     </w:p>
     <w:p>

--- a/career/submission/CV_YoungHan_LEE_Coupang_GlobalInvestigations.docx
+++ b/career/submission/CV_YoungHan_LEE_Coupang_GlobalInvestigations.docx
@@ -3653,97 +3653,6 @@
           <w:lang w:eastAsia="ko-KR"/>
         </w:rPr>
         <w:t>Reviewed corporate credit-facility and lending terms on the borrower side with U.S. investment banks, alternative lenders and commercial banks, alongside parallel strategic investments from Japanese and European investors.</w:t>
-      </w:r>
-    </w:p>
-    <w:p>
-      <w:pPr>
-        <w:tabs>
-          <w:tab w:val="right" w:pos="10800"/>
-        </w:tabs>
-        <w:spacing w:after="0" w:line="240" w:lineRule="auto"/>
-        <w:jc w:val="both"/>
-        <w:rPr>
-          <w:rFonts w:ascii="Times New Roman" w:hAnsi="Times New Roman" w:cs="Times New Roman"/>
-          <w:szCs w:val="21"/>
-        </w:rPr>
-      </w:pPr>
-      <w:r/>
-    </w:p>
-    <w:p>
-      <w:pPr>
-        <w:keepNext/>
-        <w:tabs>
-          <w:tab w:val="right" w:pos="10800"/>
-        </w:tabs>
-        <w:spacing w:after="0" w:line="240" w:lineRule="auto"/>
-        <w:jc w:val="both"/>
-        <w:rPr>
-          <w:rFonts w:ascii="Times New Roman" w:hAnsi="Times New Roman" w:cs="Times New Roman"/>
-          <w:b/>
-          <w:smallCaps/>
-          <w:szCs w:val="21"/>
-        </w:rPr>
-      </w:pPr>
-      <w:r>
-        <w:rPr>
-          <w:rFonts w:ascii="Times New Roman" w:hAnsi="Times New Roman" w:cs="Times New Roman"/>
-          <w:b/>
-          <w:smallCaps/>
-          <w:szCs w:val="21"/>
-        </w:rPr>
-        <w:t>Tax Law</w:t>
-      </w:r>
-    </w:p>
-    <w:p>
-      <w:pPr>
-        <w:pStyle w:val="a3"/>
-        <w:numPr>
-          <w:ilvl w:val="0"/>
-          <w:numId w:val="2"/>
-        </w:numPr>
-        <w:tabs>
-          <w:tab w:val="right" w:pos="10800"/>
-        </w:tabs>
-        <w:spacing w:after="0" w:line="240" w:lineRule="auto"/>
-        <w:jc w:val="both"/>
-        <w:rPr>
-          <w:rFonts w:ascii="Times New Roman" w:hAnsi="Times New Roman" w:cs="Times New Roman"/>
-          <w:szCs w:val="21"/>
-        </w:rPr>
-      </w:pPr>
-      <w:r>
-        <w:rPr>
-          <w:rFonts w:ascii="Times New Roman" w:hAnsi="Times New Roman" w:cs="Times New Roman" w:hint="eastAsia"/>
-          <w:szCs w:val="21"/>
-          <w:lang w:eastAsia="ko-KR"/>
-        </w:rPr>
-        <w:t>Advised British American Tobacco on the revision of the individual consumption tax on tobacco.</w:t>
-      </w:r>
-    </w:p>
-    <w:p>
-      <w:pPr>
-        <w:pStyle w:val="a3"/>
-        <w:numPr>
-          <w:ilvl w:val="0"/>
-          <w:numId w:val="2"/>
-        </w:numPr>
-        <w:tabs>
-          <w:tab w:val="right" w:pos="10800"/>
-        </w:tabs>
-        <w:spacing w:after="0" w:line="240" w:lineRule="auto"/>
-        <w:jc w:val="both"/>
-        <w:rPr>
-          <w:rFonts w:ascii="Times New Roman" w:hAnsi="Times New Roman" w:cs="Times New Roman"/>
-          <w:szCs w:val="21"/>
-        </w:rPr>
-      </w:pPr>
-      <w:r>
-        <w:rPr>
-          <w:rFonts w:ascii="Times New Roman" w:hAnsi="Times New Roman" w:cs="Times New Roman" w:hint="eastAsia"/>
-          <w:szCs w:val="21"/>
-          <w:lang w:eastAsia="ko-KR"/>
-        </w:rPr>
-        <w:t>Drafted memoranda on the property and corporate tax treatment of tobacco acquisitions and disposals.</w:t>
       </w:r>
     </w:p>
     <w:sectPr>
